--- a/AncientTower/Documentation/Scripts/第二章.docx
+++ b/AncientTower/Documentation/Scripts/第二章.docx
@@ -1505,7 +1505,9 @@
     <w:p>
       <w:pPr>
         <w:rPr>
-          <w:highlight w:val="yellow"/>
+          <w:rFonts w:hint="eastAsia" w:eastAsia="楷体"/>
+          <w:highlight w:val="yellow"/>
+          <w:lang w:val="en-US" w:eastAsia="zh-CN"/>
         </w:rPr>
       </w:pPr>
       <w:r>
@@ -1519,7 +1521,7 @@
         <w:rPr>
           <w:highlight w:val="yellow"/>
         </w:rPr>
-        <w:t>：手札里......有没有提到脊兽？</w:t>
+        <w:t>：手札里......有没有提到脊兽</w:t>
       </w:r>
     </w:p>
     <w:p>
@@ -1927,6 +1929,21 @@
       </w:r>
     </w:p>
     <w:p>
+      <w:r>
+        <w:rPr>
+          <w:b/>
+          <w:highlight w:val="yellow"/>
+        </w:rPr>
+        <w:t>沈凌</w:t>
+      </w:r>
+      <w:r>
+        <w:rPr>
+          <w:highlight w:val="yellow"/>
+        </w:rPr>
+        <w:t>：现在这些脊兽的方向，是“顺”还是“逆”？如果按照手札所说，原本的设计是“使气旋而上”，那现在这些偏转......是原本的设计，还是林默后来改的？</w:t>
+      </w:r>
+    </w:p>
+    <w:p>
       <w:pPr>
         <w:pStyle w:val="3"/>
       </w:pPr>
@@ -2765,8 +2782,6 @@
         </w:rPr>
         <w:t>沈照站在几步外，脸色在月光下显得发白。他手中提着一盏灯笼，灯光摇曳。</w:t>
       </w:r>
-      <w:bookmarkStart w:id="0" w:name="_GoBack"/>
-      <w:bookmarkEnd w:id="0"/>
     </w:p>
     <w:p>
       <w:pPr>
@@ -3688,6 +3703,8 @@
       <w:r>
         <w:t>：强光一闪，沈凌猛然回神，发现自己仍然站在二层檐廊，手还按在那处机关上。夜风拂过，檐铃轻响。</w:t>
       </w:r>
+      <w:bookmarkStart w:id="0" w:name="_GoBack"/>
+      <w:bookmarkEnd w:id="0"/>
     </w:p>
     <w:p>
       <w:r>
@@ -5966,8 +5983,8 @@
     <w:lsdException w:unhideWhenUsed="0" w:uiPriority="0" w:semiHidden="0" w:name="Normal Indent"/>
     <w:lsdException w:unhideWhenUsed="0" w:uiPriority="0" w:semiHidden="0" w:name="footnote text"/>
     <w:lsdException w:unhideWhenUsed="0" w:uiPriority="0" w:semiHidden="0" w:name="annotation text"/>
-    <w:lsdException w:unhideWhenUsed="0" w:uiPriority="0" w:semiHidden="0" w:name="header"/>
-    <w:lsdException w:unhideWhenUsed="0" w:uiPriority="0" w:semiHidden="0" w:name="footer"/>
+    <w:lsdException w:qFormat="1" w:unhideWhenUsed="0" w:uiPriority="0" w:semiHidden="0" w:name="header"/>
+    <w:lsdException w:qFormat="1" w:unhideWhenUsed="0" w:uiPriority="0" w:semiHidden="0" w:name="footer"/>
     <w:lsdException w:unhideWhenUsed="0" w:uiPriority="0" w:semiHidden="0" w:name="index heading"/>
     <w:lsdException w:qFormat="1" w:uiPriority="0" w:name="caption"/>
     <w:lsdException w:unhideWhenUsed="0" w:uiPriority="0" w:semiHidden="0" w:name="table of figures"/>
@@ -6280,6 +6297,7 @@
   <w:style w:type="paragraph" w:styleId="5">
     <w:name w:val="footer"/>
     <w:basedOn w:val="1"/>
+    <w:qFormat/>
     <w:uiPriority w:val="0"/>
     <w:pPr>
       <w:tabs>
@@ -6296,6 +6314,7 @@
   <w:style w:type="paragraph" w:styleId="6">
     <w:name w:val="header"/>
     <w:basedOn w:val="1"/>
+    <w:qFormat/>
     <w:uiPriority w:val="0"/>
     <w:pPr>
       <w:pBdr>
